--- a/CO3/AT1.docx
+++ b/CO3/AT1.docx
@@ -673,7 +673,7 @@
               </wp:inline>
             </w:drawing>
           </mc:Choice>
-          <mc:Fallback xmlns:a="http://schemas.openxmlformats.org/drawingml/2006/main" xmlns:w16sdtfl="http://schemas.microsoft.com/office/word/2024/wordml/sdtformatlock" xmlns:w16sdtdh="http://schemas.microsoft.com/office/word/2020/wordml/sdtdatahash" xmlns:w16du="http://schemas.microsoft.com/office/word/2023/wordml/word16du" xmlns:w16="http://schemas.microsoft.com/office/word/2018/wordml" xmlns:w16cid="http://schemas.microsoft.com/office/word/2016/wordml/cid" xmlns:w16cex="http://schemas.microsoft.com/office/word/2018/wordml/cex" xmlns:w16cei="http://schemas.microsoft.com/office/word/2026/wordml/cei" xmlns:oel="http://schemas.microsoft.com/office/2019/extlst" xmlns:am3d="http://schemas.microsoft.com/office/drawing/2017/model3d" xmlns:aink="http://schemas.microsoft.com/office/drawing/2016/ink" xmlns:cx8="http://schemas.microsoft.com/office/drawing/2016/5/14/chartex" xmlns:cx7="http://schemas.microsoft.com/office/drawing/2016/5/13/chartex" xmlns:cx6="http://schemas.microsoft.com/office/drawing/2016/5/12/chartex" xmlns:cx5="http://schemas.microsoft.com/office/drawing/2016/5/11/chartex" xmlns:cx4="http://schemas.microsoft.com/office/drawing/2016/5/10/chartex" xmlns:cx3="http://schemas.microsoft.com/office/drawing/2016/5/9/chartex" xmlns:cx2="http://schemas.microsoft.com/office/drawing/2015/10/21/chartex">
+          <mc:Fallback xmlns:cx2="http://schemas.microsoft.com/office/drawing/2015/10/21/chartex" xmlns:cx3="http://schemas.microsoft.com/office/drawing/2016/5/9/chartex" xmlns:cx4="http://schemas.microsoft.com/office/drawing/2016/5/10/chartex" xmlns:cx5="http://schemas.microsoft.com/office/drawing/2016/5/11/chartex" xmlns:cx6="http://schemas.microsoft.com/office/drawing/2016/5/12/chartex" xmlns:cx7="http://schemas.microsoft.com/office/drawing/2016/5/13/chartex" xmlns:cx8="http://schemas.microsoft.com/office/drawing/2016/5/14/chartex" xmlns:aink="http://schemas.microsoft.com/office/drawing/2016/ink" xmlns:am3d="http://schemas.microsoft.com/office/drawing/2017/model3d" xmlns:oel="http://schemas.microsoft.com/office/2019/extlst" xmlns:w16cei="http://schemas.microsoft.com/office/word/2026/wordml/cei" xmlns:w16cex="http://schemas.microsoft.com/office/word/2018/wordml/cex" xmlns:w16cid="http://schemas.microsoft.com/office/word/2016/wordml/cid" xmlns:w16="http://schemas.microsoft.com/office/word/2018/wordml" xmlns:w16du="http://schemas.microsoft.com/office/word/2023/wordml/word16du" xmlns:w16sdtdh="http://schemas.microsoft.com/office/word/2020/wordml/sdtdatahash" xmlns:w16sdtfl="http://schemas.microsoft.com/office/word/2024/wordml/sdtformatlock" xmlns:a="http://schemas.openxmlformats.org/drawingml/2006/main">
             <w:pict>
               <v:group id="Group 3943" style="width:468.1pt;height:1.57001pt;mso-position-horizontal-relative:char;mso-position-vertical-relative:line" coordsize="59448,199">
                 <v:shape id="Shape 5358" style="position:absolute;width:59436;height:196;left:0;top:0;" coordsize="5943600,19685" path="m0,0l5943600,0l5943600,19685l0,19685l0,0">
@@ -1379,7 +1379,7 @@
               </wp:inline>
             </w:drawing>
           </mc:Choice>
-          <mc:Fallback xmlns:a="http://schemas.openxmlformats.org/drawingml/2006/main" xmlns:w16sdtfl="http://schemas.microsoft.com/office/word/2024/wordml/sdtformatlock" xmlns:w16sdtdh="http://schemas.microsoft.com/office/word/2020/wordml/sdtdatahash" xmlns:w16du="http://schemas.microsoft.com/office/word/2023/wordml/word16du" xmlns:w16="http://schemas.microsoft.com/office/word/2018/wordml" xmlns:w16cid="http://schemas.microsoft.com/office/word/2016/wordml/cid" xmlns:w16cex="http://schemas.microsoft.com/office/word/2018/wordml/cex" xmlns:w16cei="http://schemas.microsoft.com/office/word/2026/wordml/cei" xmlns:oel="http://schemas.microsoft.com/office/2019/extlst" xmlns:am3d="http://schemas.microsoft.com/office/drawing/2017/model3d" xmlns:aink="http://schemas.microsoft.com/office/drawing/2016/ink" xmlns:cx8="http://schemas.microsoft.com/office/drawing/2016/5/14/chartex" xmlns:cx7="http://schemas.microsoft.com/office/drawing/2016/5/13/chartex" xmlns:cx6="http://schemas.microsoft.com/office/drawing/2016/5/12/chartex" xmlns:cx5="http://schemas.microsoft.com/office/drawing/2016/5/11/chartex" xmlns:cx4="http://schemas.microsoft.com/office/drawing/2016/5/10/chartex" xmlns:cx3="http://schemas.microsoft.com/office/drawing/2016/5/9/chartex" xmlns:cx2="http://schemas.microsoft.com/office/drawing/2015/10/21/chartex">
+          <mc:Fallback xmlns:cx2="http://schemas.microsoft.com/office/drawing/2015/10/21/chartex" xmlns:cx3="http://schemas.microsoft.com/office/drawing/2016/5/9/chartex" xmlns:cx4="http://schemas.microsoft.com/office/drawing/2016/5/10/chartex" xmlns:cx5="http://schemas.microsoft.com/office/drawing/2016/5/11/chartex" xmlns:cx6="http://schemas.microsoft.com/office/drawing/2016/5/12/chartex" xmlns:cx7="http://schemas.microsoft.com/office/drawing/2016/5/13/chartex" xmlns:cx8="http://schemas.microsoft.com/office/drawing/2016/5/14/chartex" xmlns:aink="http://schemas.microsoft.com/office/drawing/2016/ink" xmlns:am3d="http://schemas.microsoft.com/office/drawing/2017/model3d" xmlns:oel="http://schemas.microsoft.com/office/2019/extlst" xmlns:w16cei="http://schemas.microsoft.com/office/word/2026/wordml/cei" xmlns:w16cex="http://schemas.microsoft.com/office/word/2018/wordml/cex" xmlns:w16cid="http://schemas.microsoft.com/office/word/2016/wordml/cid" xmlns:w16="http://schemas.microsoft.com/office/word/2018/wordml" xmlns:w16du="http://schemas.microsoft.com/office/word/2023/wordml/word16du" xmlns:w16sdtdh="http://schemas.microsoft.com/office/word/2020/wordml/sdtdatahash" xmlns:w16sdtfl="http://schemas.microsoft.com/office/word/2024/wordml/sdtformatlock" xmlns:a="http://schemas.openxmlformats.org/drawingml/2006/main">
             <w:pict>
               <v:group id="Group 3944" style="width:468.1pt;height:1.58997pt;mso-position-horizontal-relative:char;mso-position-vertical-relative:line" coordsize="59448,201">
                 <v:shape id="Shape 5376" style="position:absolute;width:59436;height:196;left:0;top:0;" coordsize="5943600,19685" path="m0,0l5943600,0l5943600,19685l0,19685l0,0">
@@ -1490,8 +1490,10 @@
           <w:b/>
           <w:sz w:val="24"/>
         </w:rPr>
-        <w:t xml:space="preserve">QUESTIONS:4 </w:t>
-      </w:r>
+        <w:t>QUESTIONS:5</w:t>
+      </w:r>
+      <w:bookmarkStart w:id="0" w:name="_GoBack"/>
+      <w:bookmarkEnd w:id="0"/>
       <w:r>
         <w:rPr>
           <w:rFonts w:ascii="Arial" w:eastAsia="Arial" w:hAnsi="Arial" w:cs="Arial"/>
@@ -1566,10 +1568,7 @@
         <w:ind w:right="54" w:hanging="360"/>
       </w:pPr>
       <w:r>
-        <w:t>Design a simple LAN consisting of two PCs connected through a switch using Cisco Packet Tracer. Configure appropriate IP addresses for both hosts and verify connectivity using the ping command. Simultaneously capture the packet exchange using Wireshark. Id</w:t>
-      </w:r>
-      <w:r>
-        <w:t xml:space="preserve">entify the Ethernet frame fields such as Source MAC Address, Destination MAC Address, </w:t>
+        <w:t xml:space="preserve">Design a simple LAN consisting of two PCs connected through a switch using Cisco Packet Tracer. Configure appropriate IP addresses for both hosts and verify connectivity using the ping command. Simultaneously capture the packet exchange using Wireshark. Identify the Ethernet frame fields such as Source MAC Address, Destination MAC Address, </w:t>
       </w:r>
       <w:proofErr w:type="spellStart"/>
       <w:r>
@@ -1598,10 +1597,7 @@
         <w:ind w:right="54" w:hanging="360"/>
       </w:pPr>
       <w:r>
-        <w:t>Create a ne</w:t>
-      </w:r>
-      <w:r>
-        <w:t>twork topology consisting of two LANs connected through a router</w:t>
+        <w:t>Create a network topology consisting of two LANs connected through a router</w:t>
       </w:r>
       <w:r>
         <w:rPr>
@@ -1644,10 +1640,7 @@
       </w:r>
       <w:proofErr w:type="spellEnd"/>
       <w:r>
-        <w:t xml:space="preserve"> (TTL), Protocol Number, and Header Length. Explain the role of the Network layer in forwarding packets be</w:t>
-      </w:r>
-      <w:r>
-        <w:t xml:space="preserve">tween different networks. </w:t>
+        <w:t xml:space="preserve"> (TTL), Protocol Number, and Header Length. Explain the role of the Network layer in forwarding packets between different networks. </w:t>
       </w:r>
     </w:p>
     <w:p>
@@ -1659,10 +1652,7 @@
         <w:ind w:right="54" w:hanging="360"/>
       </w:pPr>
       <w:r>
-        <w:t>Construct a local area network with multiple hosts connected through a switch in Cisco Packet Tracer. Clear the ARP cache on one of the hosts and initiate communication with another host using the ping command. Capture the commun</w:t>
-      </w:r>
-      <w:r>
-        <w:t xml:space="preserve">ication in Wireshark and identify the ARP Request and ARP Reply packets. </w:t>
+        <w:t xml:space="preserve">Construct a local area network with multiple hosts connected through a switch in Cisco Packet Tracer. Clear the ARP cache on one of the hosts and initiate communication with another host using the ping command. Capture the communication in Wireshark and identify the ARP Request and ARP Reply packets. </w:t>
       </w:r>
       <w:proofErr w:type="spellStart"/>
       <w:r>
@@ -1682,10 +1672,7 @@
         <w:ind w:right="54" w:hanging="360"/>
       </w:pPr>
       <w:r>
-        <w:t>Dev</w:t>
-      </w:r>
-      <w:r>
-        <w:t>elop a simple network consisting of two PCs connected through a router in Cisco Packet Tracer</w:t>
+        <w:t>Develop a simple network consisting of two PCs connected through a router in Cisco Packet Tracer</w:t>
       </w:r>
       <w:r>
         <w:rPr>
@@ -1712,10 +1699,7 @@
         <w:t xml:space="preserve"> </w:t>
       </w:r>
       <w:r>
-        <w:t>Echo</w:t>
-      </w:r>
-      <w:r>
-        <w:t xml:space="preserve"> Reply messages. Examine important ICMP fields such as Type, Code, Identifier, and Sequence Number, and calculate the Round Trip Time (RTT)</w:t>
+        <w:t>Echo Reply messages. Examine important ICMP fields such as Type, Code, Identifier, and Sequence Number, and calculate the Round Trip Time (RTT)</w:t>
       </w:r>
       <w:r>
         <w:rPr>
@@ -1737,13 +1721,7 @@
       </w:pPr>
       <w:r>
         <w:lastRenderedPageBreak/>
-        <w:t xml:space="preserve">Create a client-server network </w:t>
-      </w:r>
-      <w:r>
-        <w:t>in Cisco Packet Tracer by configuring a web server and a client PC. Enable the HTTP service on the server and access the hosted webpage from the client using a web browser. Capture the communication in Wireshark and identify the TCP three-way handshake, fo</w:t>
-      </w:r>
-      <w:r>
-        <w:t xml:space="preserve">llowed by the HTTP GET request and HTTP response messages. </w:t>
+        <w:t xml:space="preserve">Create a client-server network in Cisco Packet Tracer by configuring a web server and a client PC. Enable the HTTP service on the server and access the hosted webpage from the client using a web browser. Capture the communication in Wireshark and identify the TCP three-way handshake, followed by the HTTP GET request and HTTP response messages. </w:t>
       </w:r>
       <w:proofErr w:type="spellStart"/>
       <w:r>
@@ -1775,10 +1753,7 @@
         <w:ind w:left="21"/>
       </w:pPr>
       <w:r>
-        <w:t xml:space="preserve">RUBRICS </w:t>
-      </w:r>
-      <w:r>
-        <w:t xml:space="preserve">FOR CALCULATION </w:t>
+        <w:t xml:space="preserve">RUBRICS FOR CALCULATION </w:t>
       </w:r>
     </w:p>
     <w:p>
@@ -3440,15 +3415,7 @@
         <w:rPr>
           <w:szCs w:val="28"/>
         </w:rPr>
-        <w:t xml:space="preserve"> a si</w:t>
-      </w:r>
-      <w:bookmarkStart w:id="0" w:name="_GoBack"/>
-      <w:bookmarkEnd w:id="0"/>
-      <w:r>
-        <w:rPr>
-          <w:szCs w:val="28"/>
-        </w:rPr>
-        <w:t xml:space="preserve">mple LAN consisting of two PCs connected through a switch using Cisco Packet Tracer. Configure appropriate IP addresses for both hosts and verify connectivity using the ping command. Simultaneously capture the packet exchange using Wireshark. Identify the Ethernet frame fields such as Source MAC Address, Destination MAC Address, </w:t>
+        <w:t xml:space="preserve"> a simple LAN consisting of two PCs connected through a switch using Cisco Packet Tracer. Configure appropriate IP addresses for both hosts and verify connectivity using the ping command. Simultaneously capture the packet exchange using Wireshark. Identify the Ethernet frame fields such as Source MAC Address, Destination MAC Address, </w:t>
       </w:r>
       <w:proofErr w:type="spellStart"/>
       <w:r>
